--- a/public/training/management-server/SecureByDesign-management-server-Workbook.docx
+++ b/public/training/management-server/SecureByDesign-management-server-Workbook.docx
@@ -1942,7 +1942,7 @@
           <w:sz w:val="21"/>
           <w:szCs w:val="21"/>
         </w:rPr>
-        <w:t xml:space="preserve">Check that it took its place: time from a domain controller within course 1.3's threshold, and an update policy that names SBD-WSUS01 and Ring 3, with SBD-WSUS01 listing it there. Add it to SBD Event Sources from AdminJumpBox01, widen the collector's WinRM scope to 10.0.70.10 (F17) from SBD-ADMIN-SRV01, and restart it so its security events reach SBD-SYSLOG01.</w:t>
+        <w:t xml:space="preserve">Check that it took its place: time from a domain controller, as course 1.3 set up, and an update policy that names SBD-WSUS01 and Ring 3, with SBD-WSUS01 listing it there. Add it to SBD Event Sources from AdminJumpBox01, widen the collector's WinRM scope to 10.0.70.10 (F17) from SBD-ADMIN-SRV01, and restart it so its security events reach SBD-SYSLOG01.</w:t>
       </w:r>
     </w:p>
     <w:p>
@@ -4285,7 +4285,7 @@
           <w:sz w:val="18"/>
           <w:szCs w:val="18"/>
         </w:rPr>
-        <w:t xml:space="preserve"># On SBD-REPO01: who fetched packages (RHEL family; /var/log/apache2/access.log on Ubuntu)</w:t>
+        <w:t xml:space="preserve"># On SBD-REPO01: who fetched packages</w:t>
       </w:r>
     </w:p>
     <w:p>

--- a/public/training/management-server/SecureByDesign-management-server-Workbook.docx
+++ b/public/training/management-server/SecureByDesign-management-server-Workbook.docx
@@ -944,7 +944,7 @@
           <w:sz w:val="21"/>
           <w:szCs w:val="21"/>
         </w:rPr>
-        <w:t xml:space="preserve">Draw the boundary as CM-8 asks: every component of this network, each counted once, and nothing from outside it. That is every server and controller (SBD-ROOTCA01 included, offline in the vault), the three administration seats, each of the 50 PCs, the core and the VLAN 80 access switch, and the seven hypervisor hosts (SBD-HV01–SBD-HV07) on which Inside the Network places the virtual machines. The connected-side systems that fill the media stay out; the crossing records name them.</w:t>
+        <w:t xml:space="preserve">Draw the boundary as CM-8 asks: every component of this network, each counted once, and nothing from outside it. That is every server and controller (SBD-ROOTCA01 included, offline in the vault), the three administration seats, each of the 50 PCs, the core and the VLAN 80 access switch, and the seven hypervisor hosts (SBD-HV01–SBD-HV07) on which the System Hub places the virtual machines. The connected-side systems that fill the media stay out; the crossing records name them.</w:t>
       </w:r>
     </w:p>
     <w:p>
@@ -1001,7 +1001,7 @@
           <w:sz w:val="21"/>
           <w:szCs w:val="21"/>
         </w:rPr>
-        <w:t xml:space="preserve">Place the keeper as Inside the Network does: SBD-MGMT01, Windows Server at 10.0.70.10 on VLAN 70 beside SBD-REPO01, a Tier 1 member server administered only from SBD-ADMIN-SRV01 (rule A02). The model leaves its listeners to define: define them as management only, and give it no collection path of its own — source data arrives through the administrators' existing sessions, so the server that holds the record can't reach, or be used to reach, anything else. Its domain rows (F01–F03, F06 in Ring 3, F09, F17 and F18) already list it.</w:t>
+        <w:t xml:space="preserve">Place the keeper as the System Hub does: SBD-MGMT01, Windows Server at 10.0.70.10 on VLAN 70 beside SBD-REPO01, a Tier 1 member server administered only from SBD-ADMIN-SRV01 (rule A02). The model leaves its listeners to define: define them as management only, and give it no collection path of its own — source data arrives through the administrators' existing sessions, so the server that holds the record can't reach, or be used to reach, anything else. Its domain rows (F01–F03, F06 in Ring 3, F09, F17 and F18) already list it.</w:t>
       </w:r>
     </w:p>
     <w:p>
@@ -1923,7 +1923,7 @@
           <w:sz w:val="21"/>
           <w:szCs w:val="21"/>
         </w:rPr>
-        <w:t xml:space="preserve">Build SBD-MGMT01 as a Windows Server virtual machine — on SBD-HV07 beside SBD-REPO01, where Inside the Network places it — with the hypervisor's time synchronization turned off, so the domain is its only clock, a separate data volume for the record (D: in this sample), the static address 10.0.70.10/24 with the core's VLAN 70 interface as gateway (10.0.70.1 in this sample), and both domain controllers for DNS. Join it straight into the Servers OU, so course 1.5's STIG policies, course 1.8's tier logon policies, course 1.10's event-forwarding GPO (linked to the Servers OU in course 1.10) and course 1.14's Ring 3 update policy apply from its first boot.</w:t>
+        <w:t xml:space="preserve">Build SBD-MGMT01 as a Windows Server virtual machine — on SBD-HV07 beside SBD-REPO01, where the System Hub places it — with the hypervisor's time synchronization turned off, so the domain is its only clock, a separate data volume for the record (D: in this sample), the static address 10.0.70.10/24 with the core's VLAN 70 interface as gateway (10.0.70.1 in this sample), and both domain controllers for DNS. Join it straight into the Servers OU, so course 1.5's STIG policies, course 1.8's tier logon policies, course 1.10's event-forwarding GPO (linked to the Servers OU in course 1.10) and course 1.14's Ring 3 update policy apply from its first boot.</w:t>
       </w:r>
     </w:p>
     <w:p>
@@ -3035,7 +3035,7 @@
           <w:sz w:val="21"/>
           <w:szCs w:val="21"/>
         </w:rPr>
-        <w:t xml:space="preserve">Start from the records the path already keeps rather than from memory: course 1.13's fleet inventory for the 50 PCs (names, image ancestry, certificate thumbprints, sample status), the service-path register and Inside the Network for names, addresses and locations, course 1.14's ring table for the update rings, course 1.9's snapshot catalog for SBD-REPO01, and each course's baseline set for the latest baseline date.</w:t>
+        <w:t xml:space="preserve">Start from the records the path already keeps rather than from memory: course 1.13's fleet inventory for the 50 PCs (names, image ancestry, certificate thumbprints, sample status), the service-path register and the System Hub for names, addresses and locations, course 1.14's ring table for the update rings, course 1.9's snapshot catalog for SBD-REPO01, and each course's baseline set for the latest baseline date.</w:t>
       </w:r>
     </w:p>
     <w:p>

--- a/public/training/management-server/SecureByDesign-management-server-Workbook.docx
+++ b/public/training/management-server/SecureByDesign-management-server-Workbook.docx
@@ -90,7 +90,7 @@
           <w:sz w:val="16"/>
           <w:szCs w:val="16"/>
         </w:rPr>
-        <w:t xml:space="preserve">COURSE 1.15    /    COMPANION WORKBOOK</w:t>
+        <w:t xml:space="preserve">COURSE 1.8    /    COMPANION WORKBOOK</w:t>
       </w:r>
     </w:p>
     <w:p>
@@ -136,7 +136,7 @@
           <w:sz w:val="21"/>
           <w:szCs w:val="21"/>
         </w:rPr>
-        <w:t xml:space="preserve">Turn course 1.13's fleet snapshot into a living component inventory for the whole network: build SBD-MGMT01 on VLAN 70 as a keeper that reaches into nothing, record every component once with an accountable owner, check the record against what the directory, DHCP, WSUS and SBD-REPO01 already know, and reconcile it every month so drift becomes a finding.</w:t>
+        <w:t xml:space="preserve">Turn course 1.6's fleet snapshot into a living component inventory for the whole network: build SBD-MGMT01 on VLAN 70 as a keeper that reaches into nothing, record every component once with an accountable owner, check the record against what the directory, DHCP, WSUS and SBD-REPO01 already know, and reconcile it every month so drift becomes a finding.</w:t>
       </w:r>
     </w:p>
     <w:p>
@@ -150,7 +150,7 @@
           <w:sz w:val="16"/>
           <w:szCs w:val="16"/>
         </w:rPr>
-        <w:t xml:space="preserve">MATERIALS EDITION 1.0    /    COURSE 1.15</w:t>
+        <w:t xml:space="preserve">MATERIALS EDITION 1.0    /    COURSE 1.8</w:t>
       </w:r>
     </w:p>
     <w:p>
@@ -395,7 +395,7 @@
           <w:sz w:val="16"/>
           <w:szCs w:val="16"/>
         </w:rPr>
-        <w:t xml:space="preserve">COURSE 1.15 / PREREQUISITES</w:t>
+        <w:t xml:space="preserve">COURSE 1.8 / PREREQUISITES</w:t>
       </w:r>
     </w:p>
     <w:p>
@@ -428,7 +428,7 @@
           <w:sz w:val="21"/>
           <w:szCs w:val="21"/>
         </w:rPr>
-        <w:t xml:space="preserve">Course 1.13 handed over a snapshot of the fleet; this course makes the whole network's component inventory a living record on SBD-MGMT01 — NIST SP 800-53 CM-8 in practice. The server keeps the record and reaches into nothing: the directory, the DHCP leases, the WSUS computer list, SBD-REPO01's records and the baseline sessions it is checked against arrive through the administrators' existing sessions. Column names and the monthly cadence are sample values; the system owner decides.</w:t>
+        <w:t xml:space="preserve">Course 1.6 handed over a snapshot of the fleet; this course makes the whole network's component inventory a living record on SBD-MGMT01 — NIST SP 800-53 CM-8 in practice. The server keeps the record and reaches into nothing: the directory, the DHCP leases, the WSUS computer list, SBD-REPO01's records and the baseline sessions it is checked against arrive through the administrators' existing sessions. Column names and the monthly cadence are sample values; the system owner decides.</w:t>
       </w:r>
     </w:p>
     <w:p>
@@ -465,7 +465,7 @@
           <w:sz w:val="21"/>
           <w:szCs w:val="21"/>
         </w:rPr>
-        <w:t xml:space="preserve">Complete courses 1.1–1.14: every system those courses built is running, course 1.13's fleet inventory is filed, and SBD-WSUS01 serves all four update rings.</w:t>
+        <w:t xml:space="preserve">Complete courses 1.1–1.7: every system those courses built is running, course 1.6's fleet inventory is filed, and SBD-WSUS01 serves all four update rings.</w:t>
       </w:r>
     </w:p>
     <w:p>
@@ -503,7 +503,7 @@
           <w:sz w:val="21"/>
           <w:szCs w:val="21"/>
         </w:rPr>
-        <w:t xml:space="preserve">Keep the records earlier courses produced within reach: the service-path register, course 1.14's ring table and WSUS computer list, course 1.9's snapshot catalog, each course's baseline sessions, and the exception record.</w:t>
+        <w:t xml:space="preserve">Keep the records earlier courses produced within reach: the service-path register, course 1.7's ring table and WSUS computer list, course 1.2's snapshot catalog, each course's baseline sessions, and the exception record.</w:t>
       </w:r>
     </w:p>
     <w:p>
@@ -1923,7 +1923,7 @@
           <w:sz w:val="21"/>
           <w:szCs w:val="21"/>
         </w:rPr>
-        <w:t xml:space="preserve">Build SBD-MGMT01 as a Windows Server virtual machine — on SBD-HV07 beside SBD-REPO01, where the System Hub places it — with the hypervisor's time synchronization turned off, so the domain is its only clock, a separate data volume for the record (D: in this sample), the static address 10.0.70.10/24 with the core's VLAN 70 interface as gateway (10.0.70.1 in this sample), and both domain controllers for DNS. Join it straight into the Servers OU, so course 1.5's STIG policies, course 1.8's tier logon policies, course 1.10's event-forwarding GPO (linked to the Servers OU in course 1.10) and course 1.14's Ring 3 update policy apply from its first boot.</w:t>
+        <w:t xml:space="preserve">Build SBD-MGMT01 as a Windows Server virtual machine — on SBD-HV07 beside SBD-REPO01, where the System Hub places it — with the hypervisor's time synchronization turned off, so the domain is its only clock, a separate data volume for the record (D: in this sample), the static address 10.0.70.10/24 with the core's VLAN 70 interface as gateway (10.0.70.1 in this sample), and both domain controllers for DNS. Join it straight into the Servers OU, so course 1.1's STIG policies, course 1.1's tier logon policies, course 1.3's event-forwarding GPO (linked to the Servers OU in course 1.3) and course 1.7's Ring 3 update policy apply from its first boot.</w:t>
       </w:r>
     </w:p>
     <w:p>
@@ -1942,7 +1942,7 @@
           <w:sz w:val="21"/>
           <w:szCs w:val="21"/>
         </w:rPr>
-        <w:t xml:space="preserve">Check that it took its place: time from a domain controller, as course 1.3 set up, and an update policy that names SBD-WSUS01 and Ring 3, with SBD-WSUS01 listing it there. Add it to SBD Event Sources from AdminJumpBox01, widen the collector's WinRM scope to 10.0.70.10 (F17) from SBD-ADMIN-SRV01, and restart it so its security events reach SBD-SYSLOG01.</w:t>
+        <w:t xml:space="preserve">Check that it took its place: time from a domain controller, as course 1.1 set up, and an update policy that names SBD-WSUS01 and Ring 3, with SBD-WSUS01 listing it there. Add it to SBD Event Sources from AdminJumpBox01, widen the collector's WinRM scope to 10.0.70.10 (F17) from SBD-ADMIN-SRV01, and restart it so its security events reach SBD-SYSLOG01.</w:t>
       </w:r>
     </w:p>
     <w:p>
@@ -1961,7 +1961,7 @@
           <w:sz w:val="21"/>
           <w:szCs w:val="21"/>
         </w:rPr>
-        <w:t xml:space="preserve">Close it to everything but its administration: Windows Defender Firewall on in every profile, and the existing Remote Desktop and Windows Remote Management rules scoped to SBD-ADMIN-SRV01 (10.0.60.20), because allow rules add up and a new, narrower rule would not restrict the broad ones. Install no other role and no agent; course 1.8's Servers OU policy already denies Tier 0 accounts here.</w:t>
+        <w:t xml:space="preserve">Close it to everything but its administration: Windows Defender Firewall on in every profile, and the existing Remote Desktop and Windows Remote Management rules scoped to SBD-ADMIN-SRV01 (10.0.60.20), because allow rules add up and a new, narrower rule would not restrict the broad ones. Install no other role and no agent; course 1.1's Servers OU policy already denies Tier 0 accounts here.</w:t>
       </w:r>
     </w:p>
     <w:p>
@@ -2923,7 +2923,7 @@
           <w:sz w:val="20"/>
           <w:szCs w:val="20"/>
         </w:rPr>
-        <w:t xml:space="preserve">Course 1.13's fleet inventory was a snapshot of fifty PCs; SBD-MGMT01 makes the whole network's inventory a living record. Every component gets its place, ring, update source, baseline and owner, kept current by the procedures that change it.</w:t>
+        <w:t xml:space="preserve">Course 1.6's fleet inventory was a snapshot of fifty PCs; SBD-MGMT01 makes the whole network's inventory a living record. Every component gets its place, ring, update source, baseline and owner, kept current by the procedures that change it.</w:t>
       </w:r>
     </w:p>
     <w:p>
@@ -3035,7 +3035,7 @@
           <w:sz w:val="21"/>
           <w:szCs w:val="21"/>
         </w:rPr>
-        <w:t xml:space="preserve">Start from the records the path already keeps rather than from memory: course 1.13's fleet inventory for the 50 PCs (names, image ancestry, certificate thumbprints, sample status), the service-path register and the System Hub for names, addresses and locations, course 1.14's ring table for the update rings, course 1.9's snapshot catalog for SBD-REPO01, and each course's baseline set for the latest baseline date.</w:t>
+        <w:t xml:space="preserve">Start from the records the path already keeps rather than from memory: course 1.6's fleet inventory for the 50 PCs (names, image ancestry, certificate thumbprints, sample status), the service-path register and the System Hub for names, addresses and locations, course 1.7's ring table for the update rings, course 1.2's snapshot catalog for SBD-REPO01, and each course's baseline set for the latest baseline date.</w:t>
       </w:r>
     </w:p>
     <w:p>
@@ -4082,7 +4082,7 @@
           <w:sz w:val="21"/>
           <w:szCs w:val="21"/>
         </w:rPr>
-        <w:t xml:space="preserve">Export the leases on SBD-DHCP01 in a session from SBD-ADMIN-SRV01: every lease in the VLAN 80 scope with its address, client ID (the MAC address), host name, state and expiry. A lease shows what is plugged in now, joined or not; course 1.7's DHCP audit log shows what came and went between exports.</w:t>
+        <w:t xml:space="preserve">Export the leases on SBD-DHCP01 in a session from SBD-ADMIN-SRV01: every lease in the VLAN 80 scope with its address, client ID (the MAC address), host name, state and expiry. A lease shows what is plugged in now, joined or not; course 1.1's DHCP audit log shows what came and went between exports.</w:t>
       </w:r>
     </w:p>
     <w:p>
@@ -4101,7 +4101,7 @@
           <w:sz w:val="21"/>
           <w:szCs w:val="21"/>
         </w:rPr>
-        <w:t xml:space="preserve">Export SBD-WSUS01's computer list the same way: each computer's name, address, last contact, last status report and requested ring. WSUS's cleanup removes computers silent for 30 days (course 1.14), so a machine missing there has been quiet for a month or more.</w:t>
+        <w:t xml:space="preserve">Export SBD-WSUS01's computer list the same way: each computer's name, address, last contact, last status report and requested ring. WSUS's cleanup removes computers silent for 30 days (course 1.7), so a machine missing there has been quiet for a month or more.</w:t>
       </w:r>
     </w:p>
     <w:p>
@@ -4120,7 +4120,7 @@
           <w:sz w:val="21"/>
           <w:szCs w:val="21"/>
         </w:rPr>
-        <w:t xml:space="preserve">Copy SBD-REPO01's records over SSH as course 1.9 does, and count its web server's access log by client address to see which Linux servers actually take packages. List the baseline sessions in the evidence folders you hold, by host and date; Tier 0 reports its hosts' dates through the change record, because its evidence stays on AdminJumpBox01.</w:t>
+        <w:t xml:space="preserve">Copy SBD-REPO01's records over SSH as course 1.2 does, and count its web server's access log by client address to see which Linux servers actually take packages. List the baseline sessions in the evidence folders you hold, by host and date; Tier 0 reports its hosts' dates through the change record, because its evidence stays on AdminJumpBox01.</w:t>
       </w:r>
     </w:p>
     <w:p>
@@ -5350,7 +5350,7 @@
           <w:sz w:val="21"/>
           <w:szCs w:val="21"/>
         </w:rPr>
-        <w:t xml:space="preserve">Take SBD-MGMT01's first SCAP baseline with course 1.4's SCC and benchmark versions, run locally in a Tier 1 session from SBD-ADMIN-SRV01, classify its open items as course 1.4 taught, and enter the date in its own inventory row.</w:t>
+        <w:t xml:space="preserve">Take SBD-MGMT01's first SCAP baseline with course 1.1's SCC and benchmark versions, run locally in a Tier 1 session from SBD-ADMIN-SRV01, classify its open items as course 1.1 taught, and enter the date in its own inventory row.</w:t>
       </w:r>
     </w:p>
     <w:p>
@@ -5369,7 +5369,7 @@
           <w:sz w:val="21"/>
           <w:szCs w:val="21"/>
         </w:rPr>
-        <w:t xml:space="preserve">Hand off: publish the reconciled version with its hash, set the monthly reconciliation in the week after course 1.14's cycle closes so the WSUS list is fresh, and note what later courses add — course 1.18 turns the VLAN 40 servers' planned rows active as it builds them, and course 1.19 carries D:\Inventory into the recovery set.</w:t>
+        <w:t xml:space="preserve">Hand off: publish the reconciled version with its hash, set the monthly reconciliation in the week after course 1.7's cycle closes so the WSUS list is fresh, and note what later courses add — course 1.11 turns the VLAN 40 servers' planned rows active as it builds them, and course 1.12 carries D:\Inventory into the recovery set.</w:t>
       </w:r>
     </w:p>
     <w:p>
@@ -6277,7 +6277,7 @@
           <w:sz w:val="16"/>
           <w:szCs w:val="16"/>
         </w:rPr>
-        <w:t xml:space="preserve">COURSE 1.15 / CLOSE OUT</w:t>
+        <w:t xml:space="preserve">COURSE 1.8 / CLOSE OUT</w:t>
       </w:r>
     </w:p>
     <w:p>
@@ -6978,7 +6978,7 @@
           <w:sz w:val="21"/>
           <w:szCs w:val="21"/>
         </w:rPr>
-        <w:t xml:space="preserve">That completes course 1.15. Courses 1.16 and 1.17, endpoint protection and credentialed scanning, are coming soon; course 1.18 stands up the business services and turns their planned rows in this inventory active.</w:t>
+        <w:t xml:space="preserve">That completes course 1.8. Courses 1.9 and 1.10, endpoint protection and credentialed scanning, are coming soon; course 1.11 stands up the business services and turns their planned rows in this inventory active.</w:t>
       </w:r>
     </w:p>
     <w:p>
@@ -7076,7 +7076,7 @@
         <w:sz w:val="15"/>
         <w:szCs w:val="15"/>
       </w:rPr>
-      <w:t xml:space="preserve">© 2026 Secure By Design Team LLC.   Course 1.15 · Materials edition 1.0     </w:t>
+      <w:t xml:space="preserve">© 2026 Secure By Design Team LLC.   Course 1.8 · Materials edition 1.0     </w:t>
     </w:r>
     <w:r>
       <w:rPr>

--- a/public/training/management-server/SecureByDesign-management-server-Workbook.docx
+++ b/public/training/management-server/SecureByDesign-management-server-Workbook.docx
@@ -1923,7 +1923,7 @@
           <w:sz w:val="21"/>
           <w:szCs w:val="21"/>
         </w:rPr>
-        <w:t xml:space="preserve">Build SBD-MGMT01 as a Windows Server virtual machine — on SBD-HV07 beside SBD-REPO01, where the System Hub places it — with the hypervisor's time synchronization turned off, so the domain is its only clock, a separate data volume for the record (D: in this sample), the static address 10.0.70.10/24 with the core's VLAN 70 interface as gateway (10.0.70.1 in this sample), and both domain controllers for DNS. Join it straight into the Servers OU, so course 1.1's STIG policies, course 1.1's tier logon policies, course 1.3's event-forwarding GPO (linked to the Servers OU in course 1.3) and course 1.7's Ring 3 update policy apply from its first boot.</w:t>
+        <w:t xml:space="preserve">Build SBD-MGMT01 as a Windows Server virtual machine — on SBD-HV07 beside SBD-REPO01, where the System Hub places it — with the hypervisor's time synchronization turned off, so the domain is its only clock, a separate data volume for the record (D: in this sample), the static address 10.0.70.10/24 with the core's VLAN 70 interface as gateway (10.0.70.1 in this sample), and both domain controllers for DNS. Join it straight into the Servers OU, so course 1.1's STIG policies, part 8's tier logon policies, course 1.3's event-forwarding GPO (linked to the Servers OU in course 1.3) and course 1.7's Ring 3 update policy apply from its first boot.</w:t>
       </w:r>
     </w:p>
     <w:p>
@@ -1942,7 +1942,7 @@
           <w:sz w:val="21"/>
           <w:szCs w:val="21"/>
         </w:rPr>
-        <w:t xml:space="preserve">Check that it took its place: time from a domain controller, as course 1.1 set up, and an update policy that names SBD-WSUS01 and Ring 3, with SBD-WSUS01 listing it there. Add it to SBD Event Sources from AdminJumpBox01, widen the collector's WinRM scope to 10.0.70.10 (F17) from SBD-ADMIN-SRV01, and restart it so its security events reach SBD-SYSLOG01.</w:t>
+        <w:t xml:space="preserve">Check that it took its place: time from a domain controller, as course 1.1, part 3 set up, and an update policy that names SBD-WSUS01 and Ring 3, with SBD-WSUS01 listing it there. Add it to SBD Event Sources from AdminJumpBox01, widen the collector's WinRM scope to 10.0.70.10 (F17) from SBD-ADMIN-SRV01, and restart it so its security events reach SBD-SYSLOG01.</w:t>
       </w:r>
     </w:p>
     <w:p>
@@ -5350,7 +5350,7 @@
           <w:sz w:val="21"/>
           <w:szCs w:val="21"/>
         </w:rPr>
-        <w:t xml:space="preserve">Take SBD-MGMT01's first SCAP baseline with course 1.1's SCC and benchmark versions, run locally in a Tier 1 session from SBD-ADMIN-SRV01, classify its open items as course 1.1 taught, and enter the date in its own inventory row.</w:t>
+        <w:t xml:space="preserve">Take SBD-MGMT01's first SCAP baseline with course 1.1's SCC and benchmark versions, run locally in a Tier 1 session from SBD-ADMIN-SRV01, classify its open items as part 4 taught, and enter the date in its own inventory row.</w:t>
       </w:r>
     </w:p>
     <w:p>

--- a/public/training/management-server/SecureByDesign-management-server-Workbook.docx
+++ b/public/training/management-server/SecureByDesign-management-server-Workbook.docx
@@ -1136,6 +1136,36 @@
           <w:sz w:val="17"/>
           <w:szCs w:val="17"/>
         </w:rPr>
+        <w:t xml:space="preserve">WHY THIS STAYS A COMMAND  </w:t>
+      </w:r>
+      <w:r>
+        <w:rPr>
+          <w:rFonts w:ascii="Arial" w:cs="Arial" w:eastAsia="Arial" w:hAnsi="Arial"/>
+          <w:color w:val="193448"/>
+          <w:sz w:val="20"/>
+          <w:szCs w:val="20"/>
+        </w:rPr>
+        <w:t xml:space="preserve">Creating the inventory file with its columns is a file operation.</w:t>
+      </w:r>
+    </w:p>
+    <w:p>
+      <w:pPr>
+        <w:pBdr>
+          <w:left w:val="single" w:color="20647C" w:sz="18" w:space="8"/>
+        </w:pBdr>
+        <w:shd w:fill="F1F7FA" w:color="auto" w:val="clear"/>
+        <w:spacing w:after="160" w:before="120" w:line="288" w:lineRule="auto"/>
+        <w:ind w:left="160" w:right="160"/>
+      </w:pPr>
+      <w:r>
+        <w:rPr>
+          <w:rFonts w:ascii="Arial" w:cs="Arial" w:eastAsia="Arial" w:hAnsi="Arial"/>
+          <w:b/>
+          <w:bCs/>
+          <w:color w:val="20647C"/>
+          <w:sz w:val="17"/>
+          <w:szCs w:val="17"/>
+        </w:rPr>
         <w:t xml:space="preserve">WHAT SUCCESS LOOKS LIKE  </w:t>
       </w:r>
       <w:r>
@@ -2022,6 +2052,152 @@
     </w:p>
     <w:p>
       <w:pPr>
+        <w:pBdr>
+          <w:left w:val="single" w:color="20647C" w:sz="18" w:space="8"/>
+        </w:pBdr>
+        <w:shd w:fill="F1F7FA" w:color="auto" w:val="clear"/>
+        <w:spacing w:after="160" w:before="120" w:line="288" w:lineRule="auto"/>
+        <w:ind w:left="160" w:right="160"/>
+      </w:pPr>
+      <w:r>
+        <w:rPr>
+          <w:rFonts w:ascii="Arial" w:cs="Arial" w:eastAsia="Arial" w:hAnsi="Arial"/>
+          <w:b/>
+          <w:bCs/>
+          <w:color w:val="20647C"/>
+          <w:sz w:val="17"/>
+          <w:szCs w:val="17"/>
+        </w:rPr>
+        <w:t xml:space="preserve">CHECK IT IN THE CONSOLE  </w:t>
+      </w:r>
+      <w:r>
+        <w:rPr>
+          <w:rFonts w:ascii="Arial" w:cs="Arial" w:eastAsia="Arial" w:hAnsi="Arial"/>
+          <w:color w:val="193448"/>
+          <w:sz w:val="20"/>
+          <w:szCs w:val="20"/>
+        </w:rPr>
+        <w:t xml:space="preserve">Active Directory Users and Computers (dsa.msc)</w:t>
+      </w:r>
+    </w:p>
+    <w:p>
+      <w:pPr>
+        <w:spacing w:after="160" w:before="0" w:line="288" w:lineRule="auto"/>
+      </w:pPr>
+      <w:r>
+        <w:rPr>
+          <w:rFonts w:ascii="Arial" w:cs="Arial" w:eastAsia="Arial" w:hAnsi="Arial"/>
+          <w:color w:val="526B7E"/>
+          <w:sz w:val="21"/>
+          <w:szCs w:val="21"/>
+        </w:rPr>
+        <w:t xml:space="preserve">1. Servers: SBD-MGMT01.</w:t>
+      </w:r>
+    </w:p>
+    <w:p>
+      <w:pPr>
+        <w:pBdr>
+          <w:left w:val="single" w:color="20647C" w:sz="18" w:space="8"/>
+        </w:pBdr>
+        <w:shd w:fill="F1F7FA" w:color="auto" w:val="clear"/>
+        <w:spacing w:after="160" w:before="120" w:line="288" w:lineRule="auto"/>
+        <w:ind w:left="160" w:right="160"/>
+      </w:pPr>
+      <w:r>
+        <w:rPr>
+          <w:rFonts w:ascii="Arial" w:cs="Arial" w:eastAsia="Arial" w:hAnsi="Arial"/>
+          <w:b/>
+          <w:bCs/>
+          <w:color w:val="20647C"/>
+          <w:sz w:val="17"/>
+          <w:szCs w:val="17"/>
+        </w:rPr>
+        <w:t xml:space="preserve">THEN, IN  </w:t>
+      </w:r>
+      <w:r>
+        <w:rPr>
+          <w:rFonts w:ascii="Arial" w:cs="Arial" w:eastAsia="Arial" w:hAnsi="Arial"/>
+          <w:color w:val="193448"/>
+          <w:sz w:val="20"/>
+          <w:szCs w:val="20"/>
+        </w:rPr>
+        <w:t xml:space="preserve">Event Viewer (eventvwr.msc)</w:t>
+      </w:r>
+    </w:p>
+    <w:p>
+      <w:pPr>
+        <w:spacing w:after="160" w:before="0" w:line="288" w:lineRule="auto"/>
+      </w:pPr>
+      <w:r>
+        <w:rPr>
+          <w:rFonts w:ascii="Arial" w:cs="Arial" w:eastAsia="Arial" w:hAnsi="Arial"/>
+          <w:color w:val="526B7E"/>
+          <w:sz w:val="21"/>
+          <w:szCs w:val="21"/>
+        </w:rPr>
+        <w:t xml:space="preserve">1. Windows Logs &gt; System &gt; Filter Current Log: Event sources Time-Service. Read the newest event 35 or 37: it names the time source this system uses.</w:t>
+      </w:r>
+    </w:p>
+    <w:p>
+      <w:pPr>
+        <w:pBdr>
+          <w:left w:val="single" w:color="20647C" w:sz="18" w:space="8"/>
+        </w:pBdr>
+        <w:shd w:fill="F1F7FA" w:color="auto" w:val="clear"/>
+        <w:spacing w:after="160" w:before="120" w:line="288" w:lineRule="auto"/>
+        <w:ind w:left="160" w:right="160"/>
+      </w:pPr>
+      <w:r>
+        <w:rPr>
+          <w:rFonts w:ascii="Arial" w:cs="Arial" w:eastAsia="Arial" w:hAnsi="Arial"/>
+          <w:b/>
+          <w:bCs/>
+          <w:color w:val="20647C"/>
+          <w:sz w:val="17"/>
+          <w:szCs w:val="17"/>
+        </w:rPr>
+        <w:t xml:space="preserve">THEN, IN  </w:t>
+      </w:r>
+      <w:r>
+        <w:rPr>
+          <w:rFonts w:ascii="Arial" w:cs="Arial" w:eastAsia="Arial" w:hAnsi="Arial"/>
+          <w:color w:val="193448"/>
+          <w:sz w:val="20"/>
+          <w:szCs w:val="20"/>
+        </w:rPr>
+        <w:t xml:space="preserve">The hypervisor console</w:t>
+      </w:r>
+    </w:p>
+    <w:p>
+      <w:pPr>
+        <w:spacing w:after="160" w:before="0" w:line="288" w:lineRule="auto"/>
+      </w:pPr>
+      <w:r>
+        <w:rPr>
+          <w:rFonts w:ascii="Arial" w:cs="Arial" w:eastAsia="Arial" w:hAnsi="Arial"/>
+          <w:color w:val="526B7E"/>
+          <w:sz w:val="21"/>
+          <w:szCs w:val="21"/>
+        </w:rPr>
+        <w:t xml:space="preserve">1. SBD-MGMT01's virtual machine settings: time synchronization with the host is off.</w:t>
+      </w:r>
+    </w:p>
+    <w:p>
+      <w:pPr>
+        <w:spacing w:after="160" w:before="0" w:line="288" w:lineRule="auto"/>
+      </w:pPr>
+      <w:r>
+        <w:rPr>
+          <w:rFonts w:ascii="Arial" w:cs="Arial" w:eastAsia="Arial" w:hAnsi="Arial"/>
+          <w:color w:val="526B7E"/>
+          <w:sz w:val="21"/>
+          <w:szCs w:val="21"/>
+        </w:rPr>
+        <w:t xml:space="preserve">Command-line route (optional):</w:t>
+      </w:r>
+    </w:p>
+    <w:p>
+      <w:pPr>
         <w:shd w:fill="F1F7FA" w:color="auto" w:val="clear"/>
         <w:spacing w:after="0" w:before="0" w:line="252" w:lineRule="auto"/>
         <w:ind w:left="160" w:right="160"/>
@@ -3259,6 +3435,36 @@
           <w:sz w:val="17"/>
           <w:szCs w:val="17"/>
         </w:rPr>
+        <w:t xml:space="preserve">WHY THIS STAYS A COMMAND  </w:t>
+      </w:r>
+      <w:r>
+        <w:rPr>
+          <w:rFonts w:ascii="Arial" w:cs="Arial" w:eastAsia="Arial" w:hAnsi="Arial"/>
+          <w:color w:val="193448"/>
+          <w:sz w:val="20"/>
+          <w:szCs w:val="20"/>
+        </w:rPr>
+        <w:t xml:space="preserve">Counting and grouping the inventory rows needs a query over the file; no console does it without a spreadsheet program, which the enclave does not have.</w:t>
+      </w:r>
+    </w:p>
+    <w:p>
+      <w:pPr>
+        <w:pBdr>
+          <w:left w:val="single" w:color="20647C" w:sz="18" w:space="8"/>
+        </w:pBdr>
+        <w:shd w:fill="F1F7FA" w:color="auto" w:val="clear"/>
+        <w:spacing w:after="160" w:before="120" w:line="288" w:lineRule="auto"/>
+        <w:ind w:left="160" w:right="160"/>
+      </w:pPr>
+      <w:r>
+        <w:rPr>
+          <w:rFonts w:ascii="Arial" w:cs="Arial" w:eastAsia="Arial" w:hAnsi="Arial"/>
+          <w:b/>
+          <w:bCs/>
+          <w:color w:val="20647C"/>
+          <w:sz w:val="17"/>
+          <w:szCs w:val="17"/>
+        </w:rPr>
         <w:t xml:space="preserve">WHAT SUCCESS LOOKS LIKE  </w:t>
       </w:r>
       <w:r>
@@ -4370,6 +4576,36 @@
           <w:sz w:val="17"/>
           <w:szCs w:val="17"/>
         </w:rPr>
+        <w:t xml:space="preserve">WHY THIS STAYS A COMMAND  </w:t>
+      </w:r>
+      <w:r>
+        <w:rPr>
+          <w:rFonts w:ascii="Arial" w:cs="Arial" w:eastAsia="Arial" w:hAnsi="Arial"/>
+          <w:color w:val="193448"/>
+          <w:sz w:val="20"/>
+          <w:szCs w:val="20"/>
+        </w:rPr>
+        <w:t xml:space="preserve">The source exports (directory, repository, update and scan data) are scripted queries; the hash list stays Get-FileHash.</w:t>
+      </w:r>
+    </w:p>
+    <w:p>
+      <w:pPr>
+        <w:pBdr>
+          <w:left w:val="single" w:color="20647C" w:sz="18" w:space="8"/>
+        </w:pBdr>
+        <w:shd w:fill="F1F7FA" w:color="auto" w:val="clear"/>
+        <w:spacing w:after="160" w:before="120" w:line="288" w:lineRule="auto"/>
+        <w:ind w:left="160" w:right="160"/>
+      </w:pPr>
+      <w:r>
+        <w:rPr>
+          <w:rFonts w:ascii="Arial" w:cs="Arial" w:eastAsia="Arial" w:hAnsi="Arial"/>
+          <w:b/>
+          <w:bCs/>
+          <w:color w:val="20647C"/>
+          <w:sz w:val="17"/>
+          <w:szCs w:val="17"/>
+        </w:rPr>
         <w:t xml:space="preserve">WHAT SUCCESS LOOKS LIKE  </w:t>
       </w:r>
       <w:r>
@@ -5580,6 +5816,36 @@
           <w:szCs w:val="18"/>
         </w:rPr>
         <w:t xml:space="preserve">Compare-Object ($active | Where-Object { $_.Domain -eq 'sbd.test' -and $_.Name -ne 'SBD-PC07' }).Name $directory</w:t>
+      </w:r>
+    </w:p>
+    <w:p>
+      <w:pPr>
+        <w:pBdr>
+          <w:left w:val="single" w:color="20647C" w:sz="18" w:space="8"/>
+        </w:pBdr>
+        <w:shd w:fill="F1F7FA" w:color="auto" w:val="clear"/>
+        <w:spacing w:after="160" w:before="120" w:line="288" w:lineRule="auto"/>
+        <w:ind w:left="160" w:right="160"/>
+      </w:pPr>
+      <w:r>
+        <w:rPr>
+          <w:rFonts w:ascii="Arial" w:cs="Arial" w:eastAsia="Arial" w:hAnsi="Arial"/>
+          <w:b/>
+          <w:bCs/>
+          <w:color w:val="20647C"/>
+          <w:sz w:val="17"/>
+          <w:szCs w:val="17"/>
+        </w:rPr>
+        <w:t xml:space="preserve">WHY THIS STAYS A COMMAND  </w:t>
+      </w:r>
+      <w:r>
+        <w:rPr>
+          <w:rFonts w:ascii="Arial" w:cs="Arial" w:eastAsia="Arial" w:hAnsi="Arial"/>
+          <w:color w:val="193448"/>
+          <w:sz w:val="20"/>
+          <w:szCs w:val="20"/>
+        </w:rPr>
+        <w:t xml:space="preserve">Comparing the record with the sources is a scripted comparison.</w:t>
       </w:r>
     </w:p>
     <w:p>
